--- a/klagomålsmail/A 29860-2022 FSC-klagomål mail.docx
+++ b/klagomålsmail/A 29860-2022 FSC-klagomål mail.docx
@@ -11,7 +11,7 @@
     </w:p>
     <w:p>
       <w:r>
-        <w:t>Vi vill informera om att det i avverkningsanmälan A 29860-2022 i Tomelilla kommun har hittats 16 naturvårdsarter varav 11 är rödlistade.</w:t>
+        <w:t>Vi vill informera om att det i avverkningsanmälan A 29860-2022 i Tomelilla kommun har hittats 21 naturvårdsarter varav 11 är rödlistade.</w:t>
       </w:r>
     </w:p>
     <w:p>

--- a/klagomålsmail/A 29860-2022 FSC-klagomål mail.docx
+++ b/klagomålsmail/A 29860-2022 FSC-klagomål mail.docx
@@ -11,7 +11,7 @@
     </w:p>
     <w:p>
       <w:r>
-        <w:t>Vi vill informera om att det i avverkningsanmälan A 29860-2022 i Tomelilla kommun har hittats 21 naturvårdsarter varav 11 är rödlistade.</w:t>
+        <w:t>Vi vill informera om att det i avverkningsanmälan A 29860-2022 i Tomelilla kommun har hittats 23 naturvårdsarter varav 13 är rödlistade.</w:t>
       </w:r>
     </w:p>
     <w:p>

--- a/klagomålsmail/A 29860-2022 FSC-klagomål mail.docx
+++ b/klagomålsmail/A 29860-2022 FSC-klagomål mail.docx
@@ -11,7 +11,7 @@
     </w:p>
     <w:p>
       <w:r>
-        <w:t>Vi vill informera om att det i avverkningsanmälan A 29860-2022 i Tomelilla kommun har hittats 26 naturvårdsarter varav 15 är rödlistade.</w:t>
+        <w:t>Vi vill informera om att det i och inom 4 meter från avverkningsanmälan A 29860-2022 i Tomelilla kommun har hittats 27 naturvårdsarter varav 16 är rödlistade.</w:t>
       </w:r>
     </w:p>
     <w:p>
